--- a/docs/CodeEvaluationRubric-DesignGuidelines.docx
+++ b/docs/CodeEvaluationRubric-DesignGuidelines.docx
@@ -37,7 +37,7 @@
         <w:rPr>
           <w:rtl w:val="0"/>
         </w:rPr>
-        <w:t xml:space="preserve">The following criteria define expectations for modern, idiomatic, and maintainable Python code in review and instructional contexts. This rubric reflects preferred design principles and trade-offs, not an exhaustive list of universal Python conventions. Evaluators should apply judgment and context, especially when assessing public-facing or legacy-compatible APIs. The rubric is organized from foundations to surface presentation: beginning with high-level development philosophy, then function behavior and control flow, followed by typing and data modeling, and concluding with documentation and style.</w:t>
+        <w:t xml:space="preserve">The following criteria define the expected design and review standards for modern, idiomatic, and maintainable Python code. This rubric defines the expected design principles and evaluation criteria for modern, idiomatic, and maintainable Python code. It is not intended to enumerate every possible convention, and evaluators must apply judgment and context when reviewing public-facing or legacy-compatible APIs. The rubric is organized from foundations to surface presentation: beginning with high-level development philosophy, then function behavior and control flow, followed by typing and data modeling, and concluding with documentation and style.</w:t>
       </w:r>
     </w:p>
     <w:p>
@@ -142,7 +142,7 @@
         <w:rPr>
           <w:rtl w:val="0"/>
         </w:rPr>
-        <w:t xml:space="preserve">Clarity and explicitness apply most strongly to semantic contracts (what is guaranteed), rather than to overly formal prose. Prefer documentation that is precise where correctness depends on it, and otherwise written in clear, ordinary language.</w:t>
+        <w:t xml:space="preserve">Clarity and explicitness apply most strongly to semantic contracts (what is guaranteed), rather than to overly formal prose. Documentation must be precise where correctness depends on it and otherwise written in clear, ordinary language.</w:t>
       </w:r>
     </w:p>
     <w:p>
@@ -272,7 +272,7 @@
         <w:rPr>
           <w:rtl w:val="0"/>
         </w:rPr>
-        <w:t xml:space="preserve">Prefer modern, well-supported standard library APIs over legacy or superseded alternatives when they improve clarity, correctness, or maintainability.</w:t>
+        <w:t xml:space="preserve">Modern, well-supported standard library APIs should be used in preference to legacy or superseded alternatives when they improve clarity, correctness, or maintainability.</w:t>
       </w:r>
     </w:p>
     <w:p>
@@ -601,7 +601,7 @@
         <w:rPr>
           <w:rtl w:val="0"/>
         </w:rPr>
-        <w:t xml:space="preserve">Input normalization should generally be separated from core processing logic, unless separation would meaningfully harm clarity or performance.</w:t>
+        <w:t xml:space="preserve">Input normalization should be separated from core processing logic, unless separation would meaningfully harm clarity or performance.</w:t>
       </w:r>
     </w:p>
     <w:p>
@@ -1133,7 +1133,7 @@
         <w:rPr>
           <w:rtl w:val="0"/>
         </w:rPr>
-        <w:t xml:space="preserve"> Evaluator Heuristic: If the function's name, behavior, and documentation do not make its intent obvious, then clarity has likely been sacrificed for brevity or convenience. Simple, explicit names that reduce the need to read surrounding code are preferred to clever, compact, or context-dependent ones. When in doubt, evaluators should be pedantic in service of readability.</w:t>
+        <w:t xml:space="preserve"> If the function's name, behavior, and documentation do not make its intent obvious, then clarity has likely been sacrificed for brevity or convenience. Simple, explicit names that reduce the need to read surrounding code are preferred to clever, compact, or context-dependent ones. When in doubt, evaluators should be pedantic in service of readability.</w:t>
       </w:r>
     </w:p>
     <w:p>
@@ -3655,9 +3655,51 @@
           <w:numId w:val="9"/>
         </w:numPr>
         <w:ind w:left="720" w:hanging="360"/>
-        <w:rPr>
-          <w:u w:val="none"/>
-        </w:rPr>
+      </w:pPr>
+      <w:r>
+        <w:rPr>
+          <w:rtl w:val="0"/>
+        </w:rPr>
+        <w:t xml:space="preserve">General Requirements:</w:t>
+      </w:r>
+    </w:p>
+    <w:p>
+      <w:pPr>
+        <w:numPr>
+          <w:ilvl w:val="1"/>
+          <w:numId w:val="9"/>
+        </w:numPr>
+        <w:ind w:left="1440" w:hanging="360"/>
+      </w:pPr>
+      <w:r>
+        <w:rPr>
+          <w:rtl w:val="0"/>
+        </w:rPr>
+        <w:t xml:space="preserve">All public modules, classes, and functions must include docstrings.</w:t>
+      </w:r>
+    </w:p>
+    <w:p>
+      <w:pPr>
+        <w:numPr>
+          <w:ilvl w:val="1"/>
+          <w:numId w:val="9"/>
+        </w:numPr>
+        <w:ind w:left="1440" w:hanging="360"/>
+      </w:pPr>
+      <w:r>
+        <w:rPr>
+          <w:rtl w:val="0"/>
+        </w:rPr>
+        <w:t xml:space="preserve">Docstrings should describe behavior and guarantees, not merely restate names or types.</w:t>
+      </w:r>
+    </w:p>
+    <w:p>
+      <w:pPr>
+        <w:numPr>
+          <w:ilvl w:val="1"/>
+          <w:numId w:val="9"/>
+        </w:numPr>
+        <w:ind w:left="1440" w:hanging="360"/>
       </w:pPr>
       <w:r>
         <w:rPr>
@@ -3669,19 +3711,46 @@
     <w:p>
       <w:pPr>
         <w:numPr>
-          <w:ilvl w:val="1"/>
+          <w:ilvl w:val="2"/>
           <w:numId w:val="9"/>
         </w:numPr>
-        <w:ind w:left="1440" w:hanging="360"/>
-        <w:rPr>
-          <w:u w:val="none"/>
-        </w:rPr>
-      </w:pPr>
-      <w:r>
-        <w:rPr>
-          <w:rtl w:val="0"/>
-        </w:rPr>
-        <w:t xml:space="preserve">reStructuredText is preferred; NumPy and Google styles are acceptable alternatives.</w:t>
+        <w:ind w:left="2160" w:hanging="360"/>
+      </w:pPr>
+      <w:r>
+        <w:rPr>
+          <w:rtl w:val="0"/>
+        </w:rPr>
+        <w:t xml:space="preserve">reStructuredText is the preferred style, though NumPy or Google styles are acceptable alternatives if used consistently.</w:t>
+      </w:r>
+    </w:p>
+    <w:p>
+      <w:pPr>
+        <w:numPr>
+          <w:ilvl w:val="1"/>
+          <w:numId w:val="9"/>
+        </w:numPr>
+        <w:ind w:left="1440" w:hanging="360"/>
+      </w:pPr>
+      <w:r>
+        <w:rPr>
+          <w:rtl w:val="0"/>
+        </w:rPr>
+        <w:t xml:space="preserve">Function docstrings should be written in the imperative mood (e.g., "Return the parsed value." rather than "Returns the parsed value.").</w:t>
+      </w:r>
+    </w:p>
+    <w:p>
+      <w:pPr>
+        <w:numPr>
+          <w:ilvl w:val="1"/>
+          <w:numId w:val="9"/>
+        </w:numPr>
+        <w:ind w:left="1440" w:hanging="360"/>
+      </w:pPr>
+      <w:r>
+        <w:rPr>
+          <w:rtl w:val="0"/>
+        </w:rPr>
+        <w:t xml:space="preserve">Docstrings should be precisely pedantic about behavior and guarantees, while generally avoiding pedantry about ordinary English phrasing.</w:t>
       </w:r>
     </w:p>
     <w:p>
@@ -3691,15 +3760,42 @@
           <w:numId w:val="9"/>
         </w:numPr>
         <w:ind w:left="720" w:hanging="360"/>
-        <w:rPr>
-          <w:u w:val="none"/>
-        </w:rPr>
-      </w:pPr>
-      <w:r>
-        <w:rPr>
-          <w:rtl w:val="0"/>
-        </w:rPr>
-        <w:t xml:space="preserve">Module docstrings should be written in the indicative mood, clearly describing what the module provides, defines, or implements. They should explain the module's purpose at a high level and be written in clear, ordinary prose structured into complete sentences and paragraphs.</w:t>
+      </w:pPr>
+      <w:r>
+        <w:rPr>
+          <w:rtl w:val="0"/>
+        </w:rPr>
+        <w:t xml:space="preserve">One-Line Docstrings:</w:t>
+      </w:r>
+    </w:p>
+    <w:p>
+      <w:pPr>
+        <w:numPr>
+          <w:ilvl w:val="1"/>
+          <w:numId w:val="9"/>
+        </w:numPr>
+        <w:ind w:left="1440" w:hanging="360"/>
+      </w:pPr>
+      <w:r>
+        <w:rPr>
+          <w:rtl w:val="0"/>
+        </w:rPr>
+        <w:t xml:space="preserve">A one-line docstring must be used when the behavior can be completely described in a single, non-redundant sentence.</w:t>
+      </w:r>
+    </w:p>
+    <w:p>
+      <w:pPr>
+        <w:numPr>
+          <w:ilvl w:val="1"/>
+          <w:numId w:val="9"/>
+        </w:numPr>
+        <w:ind w:left="1440" w:hanging="360"/>
+      </w:pPr>
+      <w:r>
+        <w:rPr>
+          <w:rtl w:val="0"/>
+        </w:rPr>
+        <w:t xml:space="preserve">The summary line should clearly describe the observable behavior of the function.</w:t>
       </w:r>
     </w:p>
     <w:p>
@@ -3709,15 +3805,42 @@
           <w:numId w:val="9"/>
         </w:numPr>
         <w:ind w:left="720" w:hanging="360"/>
-        <w:rPr>
-          <w:u w:val="none"/>
-        </w:rPr>
-      </w:pPr>
-      <w:r>
-        <w:rPr>
-          <w:rtl w:val="0"/>
-        </w:rPr>
-        <w:t xml:space="preserve">Class docstrings should be written in the indicative mood, typically as a noun phrase or descriptive statement, clearly describing what the class represents or encapsulates. They should focus on the class's role, meaning, and intended use, and be written in clear, ordinary prose.</w:t>
+      </w:pPr>
+      <w:r>
+        <w:rPr>
+          <w:rtl w:val="0"/>
+        </w:rPr>
+        <w:t xml:space="preserve">Parameter Documentation:</w:t>
+      </w:r>
+    </w:p>
+    <w:p>
+      <w:pPr>
+        <w:numPr>
+          <w:ilvl w:val="1"/>
+          <w:numId w:val="9"/>
+        </w:numPr>
+        <w:ind w:left="1440" w:hanging="360"/>
+      </w:pPr>
+      <w:r>
+        <w:rPr>
+          <w:rtl w:val="0"/>
+        </w:rPr>
+        <w:t xml:space="preserve">The :param field should only be used when it provides meaningful clarification beyond the parameter name and type.</w:t>
+      </w:r>
+    </w:p>
+    <w:p>
+      <w:pPr>
+        <w:numPr>
+          <w:ilvl w:val="1"/>
+          <w:numId w:val="9"/>
+        </w:numPr>
+        <w:ind w:left="1440" w:hanging="360"/>
+      </w:pPr>
+      <w:r>
+        <w:rPr>
+          <w:rtl w:val="0"/>
+        </w:rPr>
+        <w:t xml:space="preserve">Avoid documenting parameters when doing so merely repeats information already obvious from the function signature.</w:t>
       </w:r>
     </w:p>
     <w:p>
@@ -3727,15 +3850,117 @@
           <w:numId w:val="9"/>
         </w:numPr>
         <w:ind w:left="720" w:hanging="360"/>
-        <w:rPr>
-          <w:u w:val="none"/>
-        </w:rPr>
-      </w:pPr>
-      <w:r>
-        <w:rPr>
-          <w:rtl w:val="0"/>
-        </w:rPr>
-        <w:t xml:space="preserve">Function docstrings should be written in the imperative mood, in clear, ordinary prose, and in complete sentences.</w:t>
+      </w:pPr>
+      <w:r>
+        <w:rPr>
+          <w:rtl w:val="0"/>
+        </w:rPr>
+        <w:t xml:space="preserve">Behavioral Details and Bullet Lists:</w:t>
+      </w:r>
+    </w:p>
+    <w:p>
+      <w:pPr>
+        <w:numPr>
+          <w:ilvl w:val="1"/>
+          <w:numId w:val="9"/>
+        </w:numPr>
+        <w:ind w:left="1440" w:hanging="360"/>
+      </w:pPr>
+      <w:r>
+        <w:rPr>
+          <w:rtl w:val="0"/>
+        </w:rPr>
+        <w:t xml:space="preserve">When additional behavioral details are required, prefer documenting them using bullet points within the docstring body rather than introducing :param, :return:, or :raises: fields that merely restate obvious information.</w:t>
+      </w:r>
+    </w:p>
+    <w:p>
+      <w:pPr>
+        <w:numPr>
+          <w:ilvl w:val="1"/>
+          <w:numId w:val="9"/>
+        </w:numPr>
+        <w:ind w:left="1440" w:hanging="360"/>
+      </w:pPr>
+      <w:r>
+        <w:rPr>
+          <w:rtl w:val="0"/>
+        </w:rPr>
+        <w:t xml:space="preserve">Bullet points should be used to describe behavioral guarantees such as:</w:t>
+      </w:r>
+    </w:p>
+    <w:p>
+      <w:pPr>
+        <w:numPr>
+          <w:ilvl w:val="2"/>
+          <w:numId w:val="9"/>
+        </w:numPr>
+        <w:ind w:left="2160" w:hanging="360"/>
+      </w:pPr>
+      <w:r>
+        <w:rPr>
+          <w:rtl w:val="0"/>
+        </w:rPr>
+        <w:t xml:space="preserve">errors handled or suppressed</w:t>
+      </w:r>
+    </w:p>
+    <w:p>
+      <w:pPr>
+        <w:numPr>
+          <w:ilvl w:val="2"/>
+          <w:numId w:val="9"/>
+        </w:numPr>
+        <w:ind w:left="2160" w:hanging="360"/>
+      </w:pPr>
+      <w:r>
+        <w:rPr>
+          <w:rtl w:val="0"/>
+        </w:rPr>
+        <w:t xml:space="preserve">conditions under which values are returned or skipped</w:t>
+      </w:r>
+    </w:p>
+    <w:p>
+      <w:pPr>
+        <w:numPr>
+          <w:ilvl w:val="2"/>
+          <w:numId w:val="9"/>
+        </w:numPr>
+        <w:ind w:left="2160" w:hanging="360"/>
+      </w:pPr>
+      <w:r>
+        <w:rPr>
+          <w:rtl w:val="0"/>
+        </w:rPr>
+        <w:t xml:space="preserve">iteration or yielding semantics</w:t>
+      </w:r>
+    </w:p>
+    <w:p>
+      <w:pPr>
+        <w:numPr>
+          <w:ilvl w:val="2"/>
+          <w:numId w:val="9"/>
+        </w:numPr>
+        <w:ind w:left="2160" w:hanging="360"/>
+      </w:pPr>
+      <w:r>
+        <w:rPr>
+          <w:rtl w:val="0"/>
+        </w:rPr>
+        <w:t xml:space="preserve">lifetime or validity of returned objects</w:t>
+      </w:r>
+    </w:p>
+    <w:p>
+      <w:pPr>
+        <w:numPr>
+          <w:ilvl w:val="2"/>
+          <w:numId w:val="9"/>
+        </w:numPr>
+        <w:ind w:left="2160" w:hanging="360"/>
+      </w:pPr>
+      <w:r>
+        <w:rPr>
+          <w:rtl w:val="0"/>
+        </w:rPr>
+        <w:t xml:space="preserve">side effects or configuration interactions</w:t>
       </w:r>
     </w:p>
     <w:p>
@@ -3745,15 +3970,12 @@
           <w:numId w:val="9"/>
         </w:numPr>
         <w:ind w:left="720" w:hanging="360"/>
-        <w:rPr>
-          <w:u w:val="none"/>
-        </w:rPr>
-      </w:pPr>
-      <w:r>
-        <w:rPr>
-          <w:rtl w:val="0"/>
-        </w:rPr>
-        <w:t xml:space="preserve">Inline literals that could be typed directly into Python should be marked using double back-ticks, including:</w:t>
+      </w:pPr>
+      <w:r>
+        <w:rPr>
+          <w:rtl w:val="0"/>
+        </w:rPr>
+        <w:t xml:space="preserve">Return Value Documentation:</w:t>
       </w:r>
     </w:p>
     <w:p>
@@ -3763,15 +3985,12 @@
           <w:numId w:val="9"/>
         </w:numPr>
         <w:ind w:left="1440" w:hanging="360"/>
-        <w:rPr>
-          <w:u w:val="none"/>
-        </w:rPr>
-      </w:pPr>
-      <w:r>
-        <w:rPr>
-          <w:rtl w:val="0"/>
-        </w:rPr>
-        <w:t xml:space="preserve">identifiers</w:t>
+      </w:pPr>
+      <w:r>
+        <w:rPr>
+          <w:rtl w:val="0"/>
+        </w:rPr>
+        <w:t xml:space="preserve">Return behavior should be documented when it would not be obvious from the function name and signature.</w:t>
       </w:r>
     </w:p>
     <w:p>
@@ -3781,51 +4000,42 @@
           <w:numId w:val="9"/>
         </w:numPr>
         <w:ind w:left="1440" w:hanging="360"/>
-        <w:rPr>
-          <w:u w:val="none"/>
-        </w:rPr>
-      </w:pPr>
-      <w:r>
-        <w:rPr>
-          <w:rtl w:val="0"/>
-        </w:rPr>
-        <w:t xml:space="preserve">expressions</w:t>
-      </w:r>
-    </w:p>
-    <w:p>
-      <w:pPr>
-        <w:numPr>
-          <w:ilvl w:val="1"/>
+      </w:pPr>
+      <w:r>
+        <w:rPr>
+          <w:rtl w:val="0"/>
+        </w:rPr>
+        <w:t xml:space="preserve">This may be done either:</w:t>
+      </w:r>
+    </w:p>
+    <w:p>
+      <w:pPr>
+        <w:numPr>
+          <w:ilvl w:val="2"/>
           <w:numId w:val="9"/>
         </w:numPr>
-        <w:ind w:left="1440" w:hanging="360"/>
-        <w:rPr>
-          <w:u w:val="none"/>
-        </w:rPr>
-      </w:pPr>
-      <w:r>
-        <w:rPr>
-          <w:rtl w:val="0"/>
-        </w:rPr>
-        <w:t xml:space="preserve">values</w:t>
-      </w:r>
-    </w:p>
-    <w:p>
-      <w:pPr>
-        <w:numPr>
-          <w:ilvl w:val="1"/>
+        <w:ind w:left="2160" w:hanging="360"/>
+      </w:pPr>
+      <w:r>
+        <w:rPr>
+          <w:rtl w:val="0"/>
+        </w:rPr>
+        <w:t xml:space="preserve">directly in the summary sentence, or</w:t>
+      </w:r>
+    </w:p>
+    <w:p>
+      <w:pPr>
+        <w:numPr>
+          <w:ilvl w:val="2"/>
           <w:numId w:val="9"/>
         </w:numPr>
-        <w:ind w:left="1440" w:hanging="360"/>
-        <w:rPr>
-          <w:u w:val="none"/>
-        </w:rPr>
-      </w:pPr>
-      <w:r>
-        <w:rPr>
-          <w:rtl w:val="0"/>
-        </w:rPr>
-        <w:t xml:space="preserve">function calls</w:t>
+        <w:ind w:left="2160" w:hanging="360"/>
+      </w:pPr>
+      <w:r>
+        <w:rPr>
+          <w:rtl w:val="0"/>
+        </w:rPr>
+        <w:t xml:space="preserve">using bullet points describing the structure and semantics of the returned value.</w:t>
       </w:r>
     </w:p>
     <w:p>
@@ -3835,33 +4045,12 @@
           <w:numId w:val="9"/>
         </w:numPr>
         <w:ind w:left="1440" w:hanging="360"/>
-        <w:rPr>
-          <w:u w:val="none"/>
-        </w:rPr>
-      </w:pPr>
-      <w:r>
-        <w:rPr>
-          <w:rtl w:val="0"/>
-        </w:rPr>
-        <w:t xml:space="preserve">modules</w:t>
-      </w:r>
-    </w:p>
-    <w:p>
-      <w:pPr>
-        <w:numPr>
-          <w:ilvl w:val="1"/>
-          <w:numId w:val="9"/>
-        </w:numPr>
-        <w:ind w:left="1440" w:hanging="360"/>
-        <w:rPr>
-          <w:u w:val="none"/>
-        </w:rPr>
-      </w:pPr>
-      <w:r>
-        <w:rPr>
-          <w:rtl w:val="0"/>
-        </w:rPr>
-        <w:t xml:space="preserve">keywords</w:t>
+      </w:pPr>
+      <w:r>
+        <w:rPr>
+          <w:rtl w:val="0"/>
+        </w:rPr>
+        <w:t xml:space="preserve">The :return: field should only be used when it adds meaningful clarity that cannot be expressed naturally in the summary or bullet points.</w:t>
       </w:r>
     </w:p>
     <w:p>
@@ -3876,7 +4065,37 @@
         <w:rPr>
           <w:rtl w:val="0"/>
         </w:rPr>
-        <w:t xml:space="preserve">:param documentation may be omitted when it merely restates the parameter name or type without adding substantive information about constraints, semantics, or usage.</w:t>
+        <w:t xml:space="preserve">Exception Documentation:</w:t>
+      </w:r>
+    </w:p>
+    <w:p>
+      <w:pPr>
+        <w:numPr>
+          <w:ilvl w:val="1"/>
+          <w:numId w:val="9"/>
+        </w:numPr>
+        <w:ind w:left="1440" w:hanging="360"/>
+      </w:pPr>
+      <w:r>
+        <w:rPr>
+          <w:rtl w:val="0"/>
+        </w:rPr>
+        <w:t xml:space="preserve">Use :raises: only when the exception is not obvious from the implementation or function purpose, or when documenting the exception is necessary to understand correct usage.</w:t>
+      </w:r>
+    </w:p>
+    <w:p>
+      <w:pPr>
+        <w:numPr>
+          <w:ilvl w:val="1"/>
+          <w:numId w:val="9"/>
+        </w:numPr>
+        <w:ind w:left="1440" w:hanging="360"/>
+      </w:pPr>
+      <w:r>
+        <w:rPr>
+          <w:rtl w:val="0"/>
+        </w:rPr>
+        <w:t xml:space="preserve">Avoid documenting obvious exceptions raised by underlying library functions unless they are intentionally part of the public contract.</w:t>
       </w:r>
     </w:p>
     <w:p>
@@ -3886,15 +4105,12 @@
           <w:numId w:val="9"/>
         </w:numPr>
         <w:ind w:left="720" w:hanging="360"/>
-        <w:rPr>
-          <w:u w:val="none"/>
-        </w:rPr>
-      </w:pPr>
-      <w:r>
-        <w:rPr>
-          <w:rtl w:val="0"/>
-        </w:rPr>
-        <w:t xml:space="preserve">Return Value Documentation:</w:t>
+      </w:pPr>
+      <w:r>
+        <w:rPr>
+          <w:rtl w:val="0"/>
+        </w:rPr>
+        <w:t xml:space="preserve">Redundancy Guidelines:</w:t>
       </w:r>
     </w:p>
     <w:p>
@@ -3904,33 +4120,27 @@
           <w:numId w:val="9"/>
         </w:numPr>
         <w:ind w:left="1440" w:hanging="360"/>
-        <w:rPr>
-          <w:u w:val="none"/>
-        </w:rPr>
-      </w:pPr>
-      <w:r>
-        <w:rPr>
-          <w:rtl w:val="0"/>
-        </w:rPr>
-        <w:t xml:space="preserve">For value-producing and boolean predicate functions, descriptions should begin with "Return ...".</w:t>
-      </w:r>
-    </w:p>
-    <w:p>
-      <w:pPr>
-        <w:numPr>
-          <w:ilvl w:val="1"/>
+      </w:pPr>
+      <w:r>
+        <w:rPr>
+          <w:rtl w:val="0"/>
+        </w:rPr>
+        <w:t xml:space="preserve">Documentation should avoid repeating information that is already clear from:</w:t>
+      </w:r>
+    </w:p>
+    <w:p>
+      <w:pPr>
+        <w:numPr>
+          <w:ilvl w:val="2"/>
           <w:numId w:val="9"/>
         </w:numPr>
-        <w:ind w:left="1440" w:hanging="360"/>
-        <w:rPr>
-          <w:u w:val="none"/>
-        </w:rPr>
-      </w:pPr>
-      <w:r>
-        <w:rPr>
-          <w:rtl w:val="0"/>
-        </w:rPr>
-        <w:t xml:space="preserve">For boolean-returning functions, :return: documentation should use the form:</w:t>
+        <w:ind w:left="2160" w:hanging="360"/>
+      </w:pPr>
+      <w:r>
+        <w:rPr>
+          <w:rtl w:val="0"/>
+        </w:rPr>
+        <w:t xml:space="preserve">function names</w:t>
       </w:r>
     </w:p>
     <w:p>
@@ -3940,15 +4150,12 @@
           <w:numId w:val="9"/>
         </w:numPr>
         <w:ind w:left="2160" w:hanging="360"/>
-        <w:rPr>
-          <w:u w:val="none"/>
-        </w:rPr>
-      </w:pPr>
-      <w:r>
-        <w:rPr>
-          <w:rtl w:val="0"/>
-        </w:rPr>
-        <w:t xml:space="preserve">Return True if ...</w:t>
+      </w:pPr>
+      <w:r>
+        <w:rPr>
+          <w:rtl w:val="0"/>
+        </w:rPr>
+        <w:t xml:space="preserve">parameter names</w:t>
       </w:r>
     </w:p>
     <w:p>
@@ -3958,261 +4165,42 @@
           <w:numId w:val="9"/>
         </w:numPr>
         <w:ind w:left="2160" w:hanging="360"/>
-        <w:rPr>
-          <w:u w:val="none"/>
-        </w:rPr>
-      </w:pPr>
-      <w:r>
-        <w:rPr>
-          <w:rtl w:val="0"/>
-        </w:rPr>
-        <w:t xml:space="preserve">The phrase "otherwise False" should generally be omitted (as it is typically redundant for boolean-only return values).</w:t>
-      </w:r>
-    </w:p>
-    <w:p>
-      <w:pPr>
-        <w:numPr>
-          <w:ilvl w:val="1"/>
+      </w:pPr>
+      <w:r>
+        <w:rPr>
+          <w:rtl w:val="0"/>
+        </w:rPr>
+        <w:t xml:space="preserve">type annotations</w:t>
+      </w:r>
+    </w:p>
+    <w:p>
+      <w:pPr>
+        <w:numPr>
+          <w:ilvl w:val="2"/>
           <w:numId w:val="9"/>
         </w:numPr>
-        <w:ind w:left="1440" w:hanging="360"/>
-        <w:rPr>
-          <w:u w:val="none"/>
-        </w:rPr>
-      </w:pPr>
-      <w:r>
-        <w:rPr>
-          <w:rtl w:val="0"/>
-        </w:rPr>
-        <w:t xml:space="preserve">For functions returning collections or other structured values, return documentation must describe both the shape and the semantic meaning of the result.</w:t>
-      </w:r>
-    </w:p>
-    <w:p>
-      <w:pPr>
-        <w:numPr>
-          <w:ilvl w:val="2"/>
+        <w:ind w:left="2160" w:hanging="360"/>
+      </w:pPr>
+      <w:r>
+        <w:rPr>
+          <w:rtl w:val="0"/>
+        </w:rPr>
+        <w:t xml:space="preserve">surrounding context</w:t>
+      </w:r>
+    </w:p>
+    <w:p>
+      <w:pPr>
+        <w:numPr>
+          <w:ilvl w:val="1"/>
           <w:numId w:val="9"/>
         </w:numPr>
-        <w:ind w:left="2160" w:hanging="360"/>
-      </w:pPr>
-      <w:r>
-        <w:rPr>
-          <w:rtl w:val="0"/>
-        </w:rPr>
-        <w:t xml:space="preserve">A good return description should answer:</w:t>
-      </w:r>
-    </w:p>
-    <w:p>
-      <w:pPr>
-        <w:numPr>
-          <w:ilvl w:val="2"/>
-          <w:numId w:val="9"/>
-        </w:numPr>
-        <w:ind w:left="2160" w:hanging="360"/>
-      </w:pPr>
-      <w:r>
-        <w:rPr>
-          <w:rtl w:val="0"/>
-        </w:rPr>
-        <w:t xml:space="preserve">What is returned? (Type and contents of the value.)</w:t>
-      </w:r>
-    </w:p>
-    <w:p>
-      <w:pPr>
-        <w:numPr>
-          <w:ilvl w:val="2"/>
-          <w:numId w:val="9"/>
-        </w:numPr>
-        <w:ind w:left="2160" w:hanging="360"/>
-      </w:pPr>
-      <w:r>
-        <w:rPr>
-          <w:rtl w:val="0"/>
-        </w:rPr>
-        <w:t xml:space="preserve">What does inclusion or exclusion mean? (Success criteria, filtering rules, guarantees, or conditions under which items appear.)</w:t>
-      </w:r>
-    </w:p>
-    <w:p>
-      <w:pPr>
-        <w:numPr>
-          <w:ilvl w:val="2"/>
-          <w:numId w:val="9"/>
-        </w:numPr>
-        <w:ind w:left="2160" w:hanging="360"/>
-      </w:pPr>
-      <w:r>
-        <w:rPr>
-          <w:rtl w:val="0"/>
-        </w:rPr>
-        <w:t xml:space="preserve">Why would a caller care? (Especially when the return value reflects non-obvious control flow, partial success, validation outcomes, or suppressed errors.)</w:t>
-      </w:r>
-    </w:p>
-    <w:p>
-      <w:pPr>
-        <w:numPr>
-          <w:ilvl w:val="2"/>
-          <w:numId w:val="9"/>
-        </w:numPr>
-        <w:ind w:left="2160" w:hanging="360"/>
-      </w:pPr>
-      <w:r>
-        <w:rPr>
-          <w:rtl w:val="0"/>
-        </w:rPr>
-        <w:t xml:space="preserve">Vague descriptions such as "List of files" or "Result data" are insufficient unless the semantic meaning is obvious from the function's name and context.</w:t>
-      </w:r>
-    </w:p>
-    <w:p>
-      <w:pPr>
-        <w:numPr>
-          <w:ilvl w:val="1"/>
-          <w:numId w:val="9"/>
-        </w:numPr>
-        <w:ind w:left="1440" w:hanging="360"/>
-        <w:rPr>
-          <w:u w:val="none"/>
-        </w:rPr>
-      </w:pPr>
-      <w:r>
-        <w:rPr>
-          <w:rtl w:val="0"/>
-        </w:rPr>
-        <w:t xml:space="preserve">For functions returning collections:</w:t>
-      </w:r>
-    </w:p>
-    <w:p>
-      <w:pPr>
-        <w:numPr>
-          <w:ilvl w:val="2"/>
-          <w:numId w:val="9"/>
-        </w:numPr>
-        <w:ind w:left="2160" w:hanging="360"/>
-        <w:rPr>
-          <w:u w:val="none"/>
-        </w:rPr>
-      </w:pPr>
-      <w:r>
-        <w:rPr>
-          <w:rtl w:val="0"/>
-        </w:rPr>
-        <w:t xml:space="preserve">Be specific about the return type and behavior (e.g. "List of compiled ...", "Iterator yielding ...")</w:t>
-      </w:r>
-    </w:p>
-    <w:p>
-      <w:pPr>
-        <w:numPr>
-          <w:ilvl w:val="2"/>
-          <w:numId w:val="9"/>
-        </w:numPr>
-        <w:ind w:left="2160" w:hanging="360"/>
-        <w:rPr>
-          <w:u w:val="none"/>
-        </w:rPr>
-      </w:pPr>
-      <w:r>
-        <w:rPr>
-          <w:rtl w:val="0"/>
-        </w:rPr>
-        <w:t xml:space="preserve">Clearly indicate lazy behavior when returning iterators or generators</w:t>
-      </w:r>
-    </w:p>
-    <w:p>
-      <w:pPr>
-        <w:numPr>
-          <w:ilvl w:val="1"/>
-          <w:numId w:val="9"/>
-        </w:numPr>
-        <w:ind w:left="1440" w:hanging="360"/>
-        <w:rPr>
-          <w:u w:val="none"/>
-        </w:rPr>
-      </w:pPr>
-      <w:r>
-        <w:rPr>
-          <w:rtl w:val="0"/>
-        </w:rPr>
-        <w:t xml:space="preserve">If a function substitutes a fallback when the configuration value is missing or empty, the summary may mention the fallback for concision. The precise failure behavior (e.g., returning None, raising ValueError, etc.) must be stated in :return: and/or :raises:. The summary should avoid implying that fallback guarantees a valid parsed result.</w:t>
-      </w:r>
-    </w:p>
-    <w:p>
-      <w:pPr>
-        <w:numPr>
-          <w:ilvl w:val="2"/>
-          <w:numId w:val="9"/>
-        </w:numPr>
-        <w:ind w:left="2160" w:hanging="360"/>
-      </w:pPr>
-      <w:r>
-        <w:rPr>
-          <w:rtl w:val="0"/>
-        </w:rPr>
-        <w:t xml:space="preserve">Template:</w:t>
-      </w:r>
-    </w:p>
-    <w:p>
-      <w:pPr>
-        <w:numPr>
-          <w:ilvl w:val="3"/>
-          <w:numId w:val="9"/>
-        </w:numPr>
-        <w:ind w:left="2880" w:hanging="360"/>
-      </w:pPr>
-      <w:r>
-        <w:rPr>
-          <w:rtl w:val="0"/>
-        </w:rPr>
-        <w:t xml:space="preserve">Summary: "Return a &lt;type&gt; parsed from &lt;source&gt;, using &lt;fallback&gt; if missing/empty."</w:t>
-      </w:r>
-    </w:p>
-    <w:p>
-      <w:pPr>
-        <w:numPr>
-          <w:ilvl w:val="3"/>
-          <w:numId w:val="9"/>
-        </w:numPr>
-        <w:ind w:left="2880" w:hanging="360"/>
-      </w:pPr>
-      <w:r>
-        <w:rPr>
-          <w:rtl w:val="0"/>
-        </w:rPr>
-        <w:t xml:space="preserve">:return: "Parsed &lt;type&gt;, or None if parsing/validation fails."</w:t>
-      </w:r>
-    </w:p>
-    <w:p>
-      <w:pPr>
-        <w:numPr>
-          <w:ilvl w:val="1"/>
-          <w:numId w:val="9"/>
-        </w:numPr>
-        <w:ind w:left="1440" w:hanging="360"/>
-        <w:rPr>
-          <w:u w:val="none"/>
-        </w:rPr>
-      </w:pPr>
-      <w:r>
-        <w:rPr>
-          <w:rtl w:val="0"/>
-        </w:rPr>
-        <w:t xml:space="preserve">Prefer a one-line docstring when the behavior can be completely described in a single, non-redundant sentence (often "Return/Compute/Format ..."), and add a multi-line docstring only when documenting parameters, edge cases, side effects, invariants, or non-obvious behavior.</w:t>
-      </w:r>
-    </w:p>
-    <w:p>
-      <w:pPr>
-        <w:numPr>
-          <w:ilvl w:val="1"/>
-          <w:numId w:val="9"/>
-        </w:numPr>
-        <w:ind w:left="1440" w:hanging="360"/>
-        <w:rPr>
-          <w:u w:val="none"/>
-        </w:rPr>
-      </w:pPr>
-      <w:r>
-        <w:rPr>
-          <w:rtl w:val="0"/>
-        </w:rPr>
-        <w:t xml:space="preserve">:return: documentation may be omitted for functions that return None.</w:t>
+        <w:ind w:left="1440" w:hanging="360"/>
+      </w:pPr>
+      <w:r>
+        <w:rPr>
+          <w:rtl w:val="0"/>
+        </w:rPr>
+        <w:t xml:space="preserve">When redundancy exists, prefer documenting behavior and guarantees rather than repeating structural details.</w:t>
       </w:r>
     </w:p>
     <w:p>
@@ -4223,157 +4211,107 @@
         </w:numPr>
         <w:ind w:left="720" w:hanging="360"/>
         <w:rPr>
-          <w:u w:val="none"/>
-        </w:rPr>
-      </w:pPr>
-      <w:r>
-        <w:rPr>
-          <w:rtl w:val="0"/>
-        </w:rPr>
-        <w:t xml:space="preserve">:raises documentation may be omitted when it merely restates the exception type or a condition already clear from the function's name, signature, or simple implementation, and does not add substantive information about when or why the exception is raised.</w:t>
-      </w:r>
-    </w:p>
-    <w:p>
-      <w:pPr>
-        <w:numPr>
-          <w:ilvl w:val="0"/>
-          <w:numId w:val="9"/>
-        </w:numPr>
-        <w:ind w:left="720" w:hanging="360"/>
-      </w:pPr>
-      <w:r>
-        <w:rPr>
-          <w:rtl w:val="0"/>
-        </w:rPr>
-        <w:t xml:space="preserve">Docstrings should be precisely pedantic about behavior and guarantees, while generally avoiding pedantry about ordinary English phrasing.</w:t>
-      </w:r>
-    </w:p>
-    <w:p>
-      <w:pPr>
-        <w:numPr>
-          <w:ilvl w:val="1"/>
-          <w:numId w:val="9"/>
-        </w:numPr>
-        <w:ind w:left="1440" w:hanging="360"/>
-      </w:pPr>
-      <w:r>
-        <w:rPr>
-          <w:rtl w:val="0"/>
-        </w:rPr>
-        <w:t xml:space="preserve">Be pedantic about what the function guarantees:</w:t>
-      </w:r>
-    </w:p>
-    <w:p>
-      <w:pPr>
-        <w:numPr>
-          <w:ilvl w:val="2"/>
-          <w:numId w:val="9"/>
-        </w:numPr>
-        <w:ind w:left="2160" w:hanging="360"/>
-      </w:pPr>
-      <w:r>
-        <w:rPr>
-          <w:rtl w:val="0"/>
-        </w:rPr>
-        <w:t xml:space="preserve">Specify contracts that affect correct usage (e.g., exact invariants, edge cases, ordering guarantees, idempotence, determinism, lifetime/validity of returned objects, and important side effects).</w:t>
-      </w:r>
-    </w:p>
-    <w:p>
-      <w:pPr>
-        <w:numPr>
-          <w:ilvl w:val="2"/>
-          <w:numId w:val="9"/>
-        </w:numPr>
-        <w:ind w:left="2160" w:hanging="360"/>
-      </w:pPr>
-      <w:r>
-        <w:rPr>
-          <w:rtl w:val="0"/>
-        </w:rPr>
-        <w:t xml:space="preserve">Clarify any behavior that would be surprising or easy to misuse.</w:t>
-      </w:r>
-    </w:p>
-    <w:p>
-      <w:pPr>
-        <w:numPr>
-          <w:ilvl w:val="1"/>
-          <w:numId w:val="9"/>
-        </w:numPr>
-        <w:ind w:left="1440" w:hanging="360"/>
-      </w:pPr>
-      <w:r>
-        <w:rPr>
-          <w:rtl w:val="0"/>
-        </w:rPr>
-        <w:t xml:space="preserve">Be simple about how you say it:</w:t>
-      </w:r>
-    </w:p>
-    <w:p>
-      <w:pPr>
-        <w:numPr>
-          <w:ilvl w:val="2"/>
-          <w:numId w:val="9"/>
-        </w:numPr>
-        <w:ind w:left="2160" w:hanging="360"/>
-      </w:pPr>
-      <w:r>
-        <w:rPr>
-          <w:rtl w:val="0"/>
-        </w:rPr>
-        <w:t xml:space="preserve">Prefer plain, direct sentences over legalistic or over-specified wording when it does not change how a caller would use the API.</w:t>
-      </w:r>
-    </w:p>
-    <w:p>
-      <w:pPr>
-        <w:numPr>
-          <w:ilvl w:val="2"/>
-          <w:numId w:val="9"/>
-        </w:numPr>
-        <w:ind w:left="2160" w:hanging="360"/>
-      </w:pPr>
-      <w:r>
-        <w:rPr>
-          <w:rtl w:val="0"/>
-        </w:rPr>
-        <w:t xml:space="preserve">Avoid redundant qualifiers that do not materially affect understanding (e.g., "in the output" when the function's purpose already implies it).</w:t>
-      </w:r>
-    </w:p>
-    <w:p>
-      <w:pPr>
-        <w:numPr>
-          <w:ilvl w:val="2"/>
-          <w:numId w:val="9"/>
-        </w:numPr>
-        <w:ind w:left="2160" w:hanging="360"/>
-      </w:pPr>
-      <w:r>
-        <w:rPr>
-          <w:rtl w:val="0"/>
-        </w:rPr>
-        <w:t xml:space="preserve">Optimize for readability and fast comprehension by experienced Python developers.</w:t>
-      </w:r>
-    </w:p>
-    <w:p>
-      <w:pPr>
-        <w:numPr>
-          <w:ilvl w:val="0"/>
-          <w:numId w:val="9"/>
-        </w:numPr>
-        <w:ind w:left="720" w:hanging="360"/>
-      </w:pPr>
-      <w:r>
-        <w:rPr>
           <w:b w:val="1"/>
           <w:bCs w:val="1"/>
+        </w:rPr>
+      </w:pPr>
+      <w:r>
+        <w:rPr>
+          <w:b w:val="1"/>
+          <w:bCs w:val="1"/>
           <w:rtl w:val="0"/>
         </w:rPr>
         <w:t xml:space="preserve">Evaluator Heuristic:</w:t>
       </w:r>
-      <w:r>
-        <w:rPr>
-          <w:rtl w:val="0"/>
-        </w:rPr>
-        <w:t xml:space="preserve"> If additional wording would not change how a competent caller uses the function, it is likely unnecessary.</w:t>
+    </w:p>
+    <w:p>
+      <w:pPr>
+        <w:numPr>
+          <w:ilvl w:val="1"/>
+          <w:numId w:val="9"/>
+        </w:numPr>
+        <w:ind w:left="1440" w:hanging="360"/>
+      </w:pPr>
+      <w:r>
+        <w:rPr>
+          <w:rtl w:val="0"/>
+        </w:rPr>
+        <w:t xml:space="preserve">Prefer clear function names and signatures so docstrings can remain short.</w:t>
+      </w:r>
+    </w:p>
+    <w:p>
+      <w:pPr>
+        <w:numPr>
+          <w:ilvl w:val="1"/>
+          <w:numId w:val="9"/>
+        </w:numPr>
+        <w:ind w:left="1440" w:hanging="360"/>
+      </w:pPr>
+      <w:r>
+        <w:rPr>
+          <w:rtl w:val="0"/>
+        </w:rPr>
+        <w:t xml:space="preserve">Prefer one-line docstrings whenever possible.</w:t>
+      </w:r>
+    </w:p>
+    <w:p>
+      <w:pPr>
+        <w:numPr>
+          <w:ilvl w:val="1"/>
+          <w:numId w:val="9"/>
+        </w:numPr>
+        <w:ind w:left="1440" w:hanging="360"/>
+      </w:pPr>
+      <w:r>
+        <w:rPr>
+          <w:rtl w:val="0"/>
+        </w:rPr>
+        <w:t xml:space="preserve">Use bullet points for behavioral guarantees and non-obvious details.</w:t>
+      </w:r>
+    </w:p>
+    <w:p>
+      <w:pPr>
+        <w:numPr>
+          <w:ilvl w:val="1"/>
+          <w:numId w:val="9"/>
+        </w:numPr>
+        <w:ind w:left="1440" w:hanging="360"/>
+      </w:pPr>
+      <w:r>
+        <w:rPr>
+          <w:rtl w:val="0"/>
+        </w:rPr>
+        <w:t xml:space="preserve">Use :param, :return:, and :raises: only when they add real clarity.</w:t>
+      </w:r>
+    </w:p>
+    <w:p>
+      <w:pPr>
+        <w:numPr>
+          <w:ilvl w:val="1"/>
+          <w:numId w:val="9"/>
+        </w:numPr>
+        <w:ind w:left="1440" w:hanging="360"/>
+      </w:pPr>
+      <w:r>
+        <w:rPr>
+          <w:rtl w:val="0"/>
+        </w:rPr>
+        <w:t xml:space="preserve">Document behavior, side effects, and guarantees, not obvious syntax.</w:t>
+      </w:r>
+    </w:p>
+    <w:p>
+      <w:pPr>
+        <w:numPr>
+          <w:ilvl w:val="1"/>
+          <w:numId w:val="9"/>
+        </w:numPr>
+        <w:ind w:left="1440" w:hanging="360"/>
+      </w:pPr>
+      <w:r>
+        <w:rPr>
+          <w:rtl w:val="0"/>
+        </w:rPr>
+        <w:t xml:space="preserve">If additional wording would not change how a competent caller uses the function, it is likely unnecessary.</w:t>
       </w:r>
       <w:r>
         <w:rPr>

--- a/docs/CodeEvaluationRubric-DesignGuidelines.docx
+++ b/docs/CodeEvaluationRubric-DesignGuidelines.docx
@@ -3760,12 +3760,15 @@
           <w:numId w:val="9"/>
         </w:numPr>
         <w:ind w:left="720" w:hanging="360"/>
-      </w:pPr>
-      <w:r>
-        <w:rPr>
-          <w:rtl w:val="0"/>
-        </w:rPr>
-        <w:t xml:space="preserve">One-Line Docstrings:</w:t>
+        <w:rPr>
+          <w:u w:val="none"/>
+        </w:rPr>
+      </w:pPr>
+      <w:r>
+        <w:rPr>
+          <w:rtl w:val="0"/>
+        </w:rPr>
+        <w:t xml:space="preserve">Mood and Style:</w:t>
       </w:r>
     </w:p>
     <w:p>
@@ -3780,7 +3783,7 @@
         <w:rPr>
           <w:rtl w:val="0"/>
         </w:rPr>
-        <w:t xml:space="preserve">A one-line docstring must be used when the behavior can be completely described in a single, non-redundant sentence.</w:t>
+        <w:t xml:space="preserve">Module docstrings should be written in the indicative mood, clearly describing what the module provides, defines, or implements. They should explain the module's purpose at a high level and be written in clear, ordinary prose structured into complete sentences and paragraphs.</w:t>
       </w:r>
     </w:p>
     <w:p>
@@ -3795,7 +3798,22 @@
         <w:rPr>
           <w:rtl w:val="0"/>
         </w:rPr>
-        <w:t xml:space="preserve">The summary line should clearly describe the observable behavior of the function.</w:t>
+        <w:t xml:space="preserve">Class docstrings should be written in the indicative mood, typically as a noun phrase or descriptive statement, clearly describing what the class represents or encapsulates. They should focus on the class's role, meaning, and intended use, and be written in clear, ordinary prose.</w:t>
+      </w:r>
+    </w:p>
+    <w:p>
+      <w:pPr>
+        <w:numPr>
+          <w:ilvl w:val="1"/>
+          <w:numId w:val="9"/>
+        </w:numPr>
+        <w:ind w:left="1440" w:hanging="360"/>
+      </w:pPr>
+      <w:r>
+        <w:rPr>
+          <w:rtl w:val="0"/>
+        </w:rPr>
+        <w:t xml:space="preserve">Function docstrings should be written in the imperative mood using clear, ordinary prose and complete sentences.</w:t>
       </w:r>
     </w:p>
     <w:p>
@@ -3810,7 +3828,7 @@
         <w:rPr>
           <w:rtl w:val="0"/>
         </w:rPr>
-        <w:t xml:space="preserve">Parameter Documentation:</w:t>
+        <w:t xml:space="preserve">One-Line Docstrings:</w:t>
       </w:r>
     </w:p>
     <w:p>
@@ -3825,7 +3843,7 @@
         <w:rPr>
           <w:rtl w:val="0"/>
         </w:rPr>
-        <w:t xml:space="preserve">The :param field should only be used when it provides meaningful clarification beyond the parameter name and type.</w:t>
+        <w:t xml:space="preserve">A one-line docstring must be used when the behavior can be completely described in a single, non-redundant sentence.</w:t>
       </w:r>
     </w:p>
     <w:p>
@@ -3840,7 +3858,7 @@
         <w:rPr>
           <w:rtl w:val="0"/>
         </w:rPr>
-        <w:t xml:space="preserve">Avoid documenting parameters when doing so merely repeats information already obvious from the function signature.</w:t>
+        <w:t xml:space="preserve">The summary line should clearly describe the observable behavior of the function.</w:t>
       </w:r>
     </w:p>
     <w:p>
@@ -3855,7 +3873,7 @@
         <w:rPr>
           <w:rtl w:val="0"/>
         </w:rPr>
-        <w:t xml:space="preserve">Behavioral Details and Bullet Lists:</w:t>
+        <w:t xml:space="preserve">Parameter Documentation:</w:t>
       </w:r>
     </w:p>
     <w:p>
@@ -3870,7 +3888,7 @@
         <w:rPr>
           <w:rtl w:val="0"/>
         </w:rPr>
-        <w:t xml:space="preserve">When additional behavioral details are required, prefer documenting them using bullet points within the docstring body rather than introducing :param, :return:, or :raises: fields that merely restate obvious information.</w:t>
+        <w:t xml:space="preserve">The :param field should only be used when it provides meaningful clarification beyond the parameter name and type.</w:t>
       </w:r>
     </w:p>
     <w:p>
@@ -3885,82 +3903,7 @@
         <w:rPr>
           <w:rtl w:val="0"/>
         </w:rPr>
-        <w:t xml:space="preserve">Bullet points should be used to describe behavioral guarantees such as:</w:t>
-      </w:r>
-    </w:p>
-    <w:p>
-      <w:pPr>
-        <w:numPr>
-          <w:ilvl w:val="2"/>
-          <w:numId w:val="9"/>
-        </w:numPr>
-        <w:ind w:left="2160" w:hanging="360"/>
-      </w:pPr>
-      <w:r>
-        <w:rPr>
-          <w:rtl w:val="0"/>
-        </w:rPr>
-        <w:t xml:space="preserve">errors handled or suppressed</w:t>
-      </w:r>
-    </w:p>
-    <w:p>
-      <w:pPr>
-        <w:numPr>
-          <w:ilvl w:val="2"/>
-          <w:numId w:val="9"/>
-        </w:numPr>
-        <w:ind w:left="2160" w:hanging="360"/>
-      </w:pPr>
-      <w:r>
-        <w:rPr>
-          <w:rtl w:val="0"/>
-        </w:rPr>
-        <w:t xml:space="preserve">conditions under which values are returned or skipped</w:t>
-      </w:r>
-    </w:p>
-    <w:p>
-      <w:pPr>
-        <w:numPr>
-          <w:ilvl w:val="2"/>
-          <w:numId w:val="9"/>
-        </w:numPr>
-        <w:ind w:left="2160" w:hanging="360"/>
-      </w:pPr>
-      <w:r>
-        <w:rPr>
-          <w:rtl w:val="0"/>
-        </w:rPr>
-        <w:t xml:space="preserve">iteration or yielding semantics</w:t>
-      </w:r>
-    </w:p>
-    <w:p>
-      <w:pPr>
-        <w:numPr>
-          <w:ilvl w:val="2"/>
-          <w:numId w:val="9"/>
-        </w:numPr>
-        <w:ind w:left="2160" w:hanging="360"/>
-      </w:pPr>
-      <w:r>
-        <w:rPr>
-          <w:rtl w:val="0"/>
-        </w:rPr>
-        <w:t xml:space="preserve">lifetime or validity of returned objects</w:t>
-      </w:r>
-    </w:p>
-    <w:p>
-      <w:pPr>
-        <w:numPr>
-          <w:ilvl w:val="2"/>
-          <w:numId w:val="9"/>
-        </w:numPr>
-        <w:ind w:left="2160" w:hanging="360"/>
-      </w:pPr>
-      <w:r>
-        <w:rPr>
-          <w:rtl w:val="0"/>
-        </w:rPr>
-        <w:t xml:space="preserve">side effects or configuration interactions</w:t>
+        <w:t xml:space="preserve">Avoid documenting parameters when doing so merely repeats information already obvious from the function signature.</w:t>
       </w:r>
     </w:p>
     <w:p>
@@ -3975,7 +3918,7 @@
         <w:rPr>
           <w:rtl w:val="0"/>
         </w:rPr>
-        <w:t xml:space="preserve">Return Value Documentation:</w:t>
+        <w:t xml:space="preserve">Behavioral Details and Bullet Lists:</w:t>
       </w:r>
     </w:p>
     <w:p>
@@ -3990,7 +3933,7 @@
         <w:rPr>
           <w:rtl w:val="0"/>
         </w:rPr>
-        <w:t xml:space="preserve">Return behavior should be documented when it would not be obvious from the function name and signature.</w:t>
+        <w:t xml:space="preserve">When additional behavioral details are required, prefer documenting them using bullet points within the docstring body rather than introducing :param, :return:, or :raises: fields that merely restate obvious information.</w:t>
       </w:r>
     </w:p>
     <w:p>
@@ -4005,7 +3948,7 @@
         <w:rPr>
           <w:rtl w:val="0"/>
         </w:rPr>
-        <w:t xml:space="preserve">This may be done either:</w:t>
+        <w:t xml:space="preserve">Bullet points should be used to describe behavioral guarantees such as:</w:t>
       </w:r>
     </w:p>
     <w:p>
@@ -4020,7 +3963,7 @@
         <w:rPr>
           <w:rtl w:val="0"/>
         </w:rPr>
-        <w:t xml:space="preserve">directly in the summary sentence, or</w:t>
+        <w:t xml:space="preserve">errors handled or suppressed</w:t>
       </w:r>
     </w:p>
     <w:p>
@@ -4035,22 +3978,52 @@
         <w:rPr>
           <w:rtl w:val="0"/>
         </w:rPr>
-        <w:t xml:space="preserve">using bullet points describing the structure and semantics of the returned value.</w:t>
-      </w:r>
-    </w:p>
-    <w:p>
-      <w:pPr>
-        <w:numPr>
-          <w:ilvl w:val="1"/>
+        <w:t xml:space="preserve">conditions under which values are returned or skipped</w:t>
+      </w:r>
+    </w:p>
+    <w:p>
+      <w:pPr>
+        <w:numPr>
+          <w:ilvl w:val="2"/>
           <w:numId w:val="9"/>
         </w:numPr>
-        <w:ind w:left="1440" w:hanging="360"/>
-      </w:pPr>
-      <w:r>
-        <w:rPr>
-          <w:rtl w:val="0"/>
-        </w:rPr>
-        <w:t xml:space="preserve">The :return: field should only be used when it adds meaningful clarity that cannot be expressed naturally in the summary or bullet points.</w:t>
+        <w:ind w:left="2160" w:hanging="360"/>
+      </w:pPr>
+      <w:r>
+        <w:rPr>
+          <w:rtl w:val="0"/>
+        </w:rPr>
+        <w:t xml:space="preserve">iteration or yielding semantics</w:t>
+      </w:r>
+    </w:p>
+    <w:p>
+      <w:pPr>
+        <w:numPr>
+          <w:ilvl w:val="2"/>
+          <w:numId w:val="9"/>
+        </w:numPr>
+        <w:ind w:left="2160" w:hanging="360"/>
+      </w:pPr>
+      <w:r>
+        <w:rPr>
+          <w:rtl w:val="0"/>
+        </w:rPr>
+        <w:t xml:space="preserve">lifetime or validity of returned objects</w:t>
+      </w:r>
+    </w:p>
+    <w:p>
+      <w:pPr>
+        <w:numPr>
+          <w:ilvl w:val="2"/>
+          <w:numId w:val="9"/>
+        </w:numPr>
+        <w:ind w:left="2160" w:hanging="360"/>
+      </w:pPr>
+      <w:r>
+        <w:rPr>
+          <w:rtl w:val="0"/>
+        </w:rPr>
+        <w:t xml:space="preserve">side effects or configuration interactions</w:t>
       </w:r>
     </w:p>
     <w:p>
@@ -4065,7 +4038,7 @@
         <w:rPr>
           <w:rtl w:val="0"/>
         </w:rPr>
-        <w:t xml:space="preserve">Exception Documentation:</w:t>
+        <w:t xml:space="preserve">Return Value Documentation:</w:t>
       </w:r>
     </w:p>
     <w:p>
@@ -4080,7 +4053,7 @@
         <w:rPr>
           <w:rtl w:val="0"/>
         </w:rPr>
-        <w:t xml:space="preserve">Use :raises: only when the exception is not obvious from the implementation or function purpose, or when documenting the exception is necessary to understand correct usage.</w:t>
+        <w:t xml:space="preserve">Return behavior should be documented when it would not be obvious from the function name and signature.</w:t>
       </w:r>
     </w:p>
     <w:p>
@@ -4095,7 +4068,52 @@
         <w:rPr>
           <w:rtl w:val="0"/>
         </w:rPr>
-        <w:t xml:space="preserve">Avoid documenting obvious exceptions raised by underlying library functions unless they are intentionally part of the public contract.</w:t>
+        <w:t xml:space="preserve">This may be done either:</w:t>
+      </w:r>
+    </w:p>
+    <w:p>
+      <w:pPr>
+        <w:numPr>
+          <w:ilvl w:val="2"/>
+          <w:numId w:val="9"/>
+        </w:numPr>
+        <w:ind w:left="2160" w:hanging="360"/>
+      </w:pPr>
+      <w:r>
+        <w:rPr>
+          <w:rtl w:val="0"/>
+        </w:rPr>
+        <w:t xml:space="preserve">directly in the summary sentence, or</w:t>
+      </w:r>
+    </w:p>
+    <w:p>
+      <w:pPr>
+        <w:numPr>
+          <w:ilvl w:val="2"/>
+          <w:numId w:val="9"/>
+        </w:numPr>
+        <w:ind w:left="2160" w:hanging="360"/>
+      </w:pPr>
+      <w:r>
+        <w:rPr>
+          <w:rtl w:val="0"/>
+        </w:rPr>
+        <w:t xml:space="preserve">using bullet points describing the structure and semantics of the returned value.</w:t>
+      </w:r>
+    </w:p>
+    <w:p>
+      <w:pPr>
+        <w:numPr>
+          <w:ilvl w:val="1"/>
+          <w:numId w:val="9"/>
+        </w:numPr>
+        <w:ind w:left="1440" w:hanging="360"/>
+      </w:pPr>
+      <w:r>
+        <w:rPr>
+          <w:rtl w:val="0"/>
+        </w:rPr>
+        <w:t xml:space="preserve">The :return: field should only be used when it adds meaningful clarity that cannot be expressed naturally in the summary or bullet points.</w:t>
       </w:r>
     </w:p>
     <w:p>
@@ -4110,7 +4128,7 @@
         <w:rPr>
           <w:rtl w:val="0"/>
         </w:rPr>
-        <w:t xml:space="preserve">Redundancy Guidelines:</w:t>
+        <w:t xml:space="preserve">Exception Documentation:</w:t>
       </w:r>
     </w:p>
     <w:p>
@@ -4125,82 +4143,22 @@
         <w:rPr>
           <w:rtl w:val="0"/>
         </w:rPr>
-        <w:t xml:space="preserve">Documentation should avoid repeating information that is already clear from:</w:t>
-      </w:r>
-    </w:p>
-    <w:p>
-      <w:pPr>
-        <w:numPr>
-          <w:ilvl w:val="2"/>
+        <w:t xml:space="preserve">Use :raises: only when the exception is not obvious from the implementation or function purpose, or when documenting the exception is necessary to understand correct usage.</w:t>
+      </w:r>
+    </w:p>
+    <w:p>
+      <w:pPr>
+        <w:numPr>
+          <w:ilvl w:val="1"/>
           <w:numId w:val="9"/>
         </w:numPr>
-        <w:ind w:left="2160" w:hanging="360"/>
-      </w:pPr>
-      <w:r>
-        <w:rPr>
-          <w:rtl w:val="0"/>
-        </w:rPr>
-        <w:t xml:space="preserve">function names</w:t>
-      </w:r>
-    </w:p>
-    <w:p>
-      <w:pPr>
-        <w:numPr>
-          <w:ilvl w:val="2"/>
-          <w:numId w:val="9"/>
-        </w:numPr>
-        <w:ind w:left="2160" w:hanging="360"/>
-      </w:pPr>
-      <w:r>
-        <w:rPr>
-          <w:rtl w:val="0"/>
-        </w:rPr>
-        <w:t xml:space="preserve">parameter names</w:t>
-      </w:r>
-    </w:p>
-    <w:p>
-      <w:pPr>
-        <w:numPr>
-          <w:ilvl w:val="2"/>
-          <w:numId w:val="9"/>
-        </w:numPr>
-        <w:ind w:left="2160" w:hanging="360"/>
-      </w:pPr>
-      <w:r>
-        <w:rPr>
-          <w:rtl w:val="0"/>
-        </w:rPr>
-        <w:t xml:space="preserve">type annotations</w:t>
-      </w:r>
-    </w:p>
-    <w:p>
-      <w:pPr>
-        <w:numPr>
-          <w:ilvl w:val="2"/>
-          <w:numId w:val="9"/>
-        </w:numPr>
-        <w:ind w:left="2160" w:hanging="360"/>
-      </w:pPr>
-      <w:r>
-        <w:rPr>
-          <w:rtl w:val="0"/>
-        </w:rPr>
-        <w:t xml:space="preserve">surrounding context</w:t>
-      </w:r>
-    </w:p>
-    <w:p>
-      <w:pPr>
-        <w:numPr>
-          <w:ilvl w:val="1"/>
-          <w:numId w:val="9"/>
-        </w:numPr>
-        <w:ind w:left="1440" w:hanging="360"/>
-      </w:pPr>
-      <w:r>
-        <w:rPr>
-          <w:rtl w:val="0"/>
-        </w:rPr>
-        <w:t xml:space="preserve">When redundancy exists, prefer documenting behavior and guarantees rather than repeating structural details.</w:t>
+        <w:ind w:left="1440" w:hanging="360"/>
+      </w:pPr>
+      <w:r>
+        <w:rPr>
+          <w:rtl w:val="0"/>
+        </w:rPr>
+        <w:t xml:space="preserve">Avoid documenting obvious exceptions raised by underlying library functions unless they are intentionally part of the public contract.</w:t>
       </w:r>
     </w:p>
     <w:p>
@@ -4210,6 +4168,111 @@
           <w:numId w:val="9"/>
         </w:numPr>
         <w:ind w:left="720" w:hanging="360"/>
+      </w:pPr>
+      <w:r>
+        <w:rPr>
+          <w:rtl w:val="0"/>
+        </w:rPr>
+        <w:t xml:space="preserve">Redundancy Guidelines:</w:t>
+      </w:r>
+    </w:p>
+    <w:p>
+      <w:pPr>
+        <w:numPr>
+          <w:ilvl w:val="1"/>
+          <w:numId w:val="9"/>
+        </w:numPr>
+        <w:ind w:left="1440" w:hanging="360"/>
+      </w:pPr>
+      <w:r>
+        <w:rPr>
+          <w:rtl w:val="0"/>
+        </w:rPr>
+        <w:t xml:space="preserve">Documentation should avoid repeating information that is already clear from:</w:t>
+      </w:r>
+    </w:p>
+    <w:p>
+      <w:pPr>
+        <w:numPr>
+          <w:ilvl w:val="2"/>
+          <w:numId w:val="9"/>
+        </w:numPr>
+        <w:ind w:left="2160" w:hanging="360"/>
+      </w:pPr>
+      <w:r>
+        <w:rPr>
+          <w:rtl w:val="0"/>
+        </w:rPr>
+        <w:t xml:space="preserve">function names</w:t>
+      </w:r>
+    </w:p>
+    <w:p>
+      <w:pPr>
+        <w:numPr>
+          <w:ilvl w:val="2"/>
+          <w:numId w:val="9"/>
+        </w:numPr>
+        <w:ind w:left="2160" w:hanging="360"/>
+      </w:pPr>
+      <w:r>
+        <w:rPr>
+          <w:rtl w:val="0"/>
+        </w:rPr>
+        <w:t xml:space="preserve">parameter names</w:t>
+      </w:r>
+    </w:p>
+    <w:p>
+      <w:pPr>
+        <w:numPr>
+          <w:ilvl w:val="2"/>
+          <w:numId w:val="9"/>
+        </w:numPr>
+        <w:ind w:left="2160" w:hanging="360"/>
+      </w:pPr>
+      <w:r>
+        <w:rPr>
+          <w:rtl w:val="0"/>
+        </w:rPr>
+        <w:t xml:space="preserve">type annotations</w:t>
+      </w:r>
+    </w:p>
+    <w:p>
+      <w:pPr>
+        <w:numPr>
+          <w:ilvl w:val="2"/>
+          <w:numId w:val="9"/>
+        </w:numPr>
+        <w:ind w:left="2160" w:hanging="360"/>
+      </w:pPr>
+      <w:r>
+        <w:rPr>
+          <w:rtl w:val="0"/>
+        </w:rPr>
+        <w:t xml:space="preserve">surrounding context</w:t>
+      </w:r>
+    </w:p>
+    <w:p>
+      <w:pPr>
+        <w:numPr>
+          <w:ilvl w:val="1"/>
+          <w:numId w:val="9"/>
+        </w:numPr>
+        <w:ind w:left="1440" w:hanging="360"/>
+      </w:pPr>
+      <w:r>
+        <w:rPr>
+          <w:rtl w:val="0"/>
+        </w:rPr>
+        <w:t xml:space="preserve">When redundancy exists, prefer documenting behavior and guarantees rather than repeating structural details.</w:t>
+      </w:r>
+    </w:p>
+    <w:p>
+      <w:pPr>
+        <w:numPr>
+          <w:ilvl w:val="0"/>
+          <w:numId w:val="9"/>
+        </w:numPr>
+        <w:ind w:left="720" w:hanging="360"/>
         <w:rPr>
           <w:b w:val="1"/>
           <w:bCs w:val="1"/>
@@ -4237,6 +4300,39 @@
           <w:rtl w:val="0"/>
         </w:rPr>
         <w:t xml:space="preserve">Prefer clear function names and signatures so docstrings can remain short.</w:t>
+      </w:r>
+    </w:p>
+    <w:p>
+      <w:pPr>
+        <w:numPr>
+          <w:ilvl w:val="1"/>
+          <w:numId w:val="9"/>
+        </w:numPr>
+        <w:ind w:left="1440" w:hanging="360"/>
+      </w:pPr>
+      <w:r>
+        <w:rPr>
+          <w:rtl w:val="0"/>
+        </w:rPr>
+        <w:t xml:space="preserve">Docstring mood is correct: modules and classes use indicative mood; functions use imperative mood.</w:t>
+      </w:r>
+    </w:p>
+    <w:p>
+      <w:pPr>
+        <w:numPr>
+          <w:ilvl w:val="1"/>
+          <w:numId w:val="9"/>
+        </w:numPr>
+        <w:ind w:left="1440" w:hanging="360"/>
+        <w:rPr>
+          <w:u w:val="none"/>
+        </w:rPr>
+      </w:pPr>
+      <w:r>
+        <w:rPr>
+          <w:rtl w:val="0"/>
+        </w:rPr>
+        <w:t xml:space="preserve">Docstrings describe behavior, not implementation details.</w:t>
       </w:r>
     </w:p>
     <w:p>
